--- a/docs/output/docx/PRISMA_BETTER_AUTH_MIGRATION.docx
+++ b/docs/output/docx/PRISMA_BETTER_AUTH_MIGRATION.docx
@@ -23,7 +23,7 @@
         <w:pStyle w:val="Date"/>
       </w:pPr>
       <w:r>
-        <w:t xml:space="preserve">August 21, 2026</w:t>
+        <w:t xml:space="preserve">September 19, 2026</w:t>
       </w:r>
     </w:p>
     <w:sdt>
